--- a/docs/entrega-rest/entrega-servicios-rest.docx
+++ b/docs/entrega-rest/entrega-servicios-rest.docx
@@ -52,7 +52,7 @@
         </w:p>
       </w:sdtContent>
     </w:sdt>
-    <w:bookmarkStart w:id="51" w:name="X76ada253b88ba8180ea788ce118da15f996a691"/>
+    <w:bookmarkStart w:id="52" w:name="X76ada253b88ba8180ea788ce118da15f996a691"/>
     <w:p>
       <w:pPr>
         <w:pStyle w:val="Heading1"/>
@@ -100,6 +100,7 @@
           <w:p>
             <w:pPr>
               <w:pStyle w:val="Compact"/>
+              <w:jc w:val="left"/>
             </w:pPr>
             <w:r>
               <w:t xml:space="preserve">#</w:t>
@@ -111,6 +112,7 @@
           <w:p>
             <w:pPr>
               <w:pStyle w:val="Compact"/>
+              <w:jc w:val="left"/>
             </w:pPr>
             <w:r>
               <w:t xml:space="preserve">Entregable</w:t>
@@ -122,6 +124,7 @@
           <w:p>
             <w:pPr>
               <w:pStyle w:val="Compact"/>
+              <w:jc w:val="left"/>
             </w:pPr>
             <w:r>
               <w:t xml:space="preserve">Dónde</w:t>
@@ -135,6 +138,7 @@
           <w:p>
             <w:pPr>
               <w:pStyle w:val="Compact"/>
+              <w:jc w:val="left"/>
             </w:pPr>
             <w:r>
               <w:t xml:space="preserve">1</w:t>
@@ -146,6 +150,7 @@
           <w:p>
             <w:pPr>
               <w:pStyle w:val="Compact"/>
+              <w:jc w:val="left"/>
             </w:pPr>
             <w:r>
               <w:t xml:space="preserve">Catálogo de endpoints</w:t>
@@ -157,6 +162,7 @@
           <w:p>
             <w:pPr>
               <w:pStyle w:val="Compact"/>
+              <w:jc w:val="left"/>
             </w:pPr>
             <w:r>
               <w:t xml:space="preserve">§1 — 7 operaciones</w:t>
@@ -170,6 +176,7 @@
           <w:p>
             <w:pPr>
               <w:pStyle w:val="Compact"/>
+              <w:jc w:val="left"/>
             </w:pPr>
             <w:r>
               <w:t xml:space="preserve">2</w:t>
@@ -181,6 +188,7 @@
           <w:p>
             <w:pPr>
               <w:pStyle w:val="Compact"/>
+              <w:jc w:val="left"/>
             </w:pPr>
             <w:r>
               <w:t xml:space="preserve">Contrato OpenAPI</w:t>
@@ -192,6 +200,7 @@
           <w:p>
             <w:pPr>
               <w:pStyle w:val="Compact"/>
+              <w:jc w:val="left"/>
             </w:pPr>
             <w:hyperlink r:id="rId20">
               <w:r>
@@ -216,6 +225,7 @@
           <w:p>
             <w:pPr>
               <w:pStyle w:val="Compact"/>
+              <w:jc w:val="left"/>
             </w:pPr>
             <w:r>
               <w:t xml:space="preserve">3</w:t>
@@ -227,6 +237,7 @@
           <w:p>
             <w:pPr>
               <w:pStyle w:val="Compact"/>
+              <w:jc w:val="left"/>
             </w:pPr>
             <w:r>
               <w:t xml:space="preserve">Ejemplos JSON</w:t>
@@ -238,6 +249,7 @@
           <w:p>
             <w:pPr>
               <w:pStyle w:val="Compact"/>
+              <w:jc w:val="left"/>
             </w:pPr>
             <w:r>
               <w:t xml:space="preserve">§3 — éxito y error en Problem Details</w:t>
@@ -251,6 +263,7 @@
           <w:p>
             <w:pPr>
               <w:pStyle w:val="Compact"/>
+              <w:jc w:val="left"/>
             </w:pPr>
             <w:r>
               <w:t xml:space="preserve">4</w:t>
@@ -262,6 +275,7 @@
           <w:p>
             <w:pPr>
               <w:pStyle w:val="Compact"/>
+              <w:jc w:val="left"/>
             </w:pPr>
             <w:r>
               <w:t xml:space="preserve">Diagrama de secuencia</w:t>
@@ -273,6 +287,7 @@
           <w:p>
             <w:pPr>
               <w:pStyle w:val="Compact"/>
+              <w:jc w:val="left"/>
             </w:pPr>
             <w:r>
               <w:t xml:space="preserve">§4</w:t>
@@ -286,6 +301,7 @@
           <w:p>
             <w:pPr>
               <w:pStyle w:val="Compact"/>
+              <w:jc w:val="left"/>
             </w:pPr>
             <w:r>
               <w:t xml:space="preserve">5</w:t>
@@ -297,6 +313,7 @@
           <w:p>
             <w:pPr>
               <w:pStyle w:val="Compact"/>
+              <w:jc w:val="left"/>
             </w:pPr>
             <w:r>
               <w:t xml:space="preserve">Decisiones justificadas</w:t>
@@ -308,6 +325,7 @@
           <w:p>
             <w:pPr>
               <w:pStyle w:val="Compact"/>
+              <w:jc w:val="left"/>
             </w:pPr>
             <w:r>
               <w:t xml:space="preserve">§5</w:t>
@@ -545,7 +563,7 @@
         <w:rPr>
           <w:rStyle w:val="VerbatimChar"/>
         </w:rPr>
-        <w:t xml:space="preserve">Módulos          REST            Core            SOAP          Legado</w:t>
+        <w:t xml:space="preserve">Módulos nuevos  ──REST──►  Core  ──SOAP──►  Sistema Expedientes (legado)</w:t>
       </w:r>
       <w:r>
         <w:br/>
@@ -554,7 +572,7 @@
         <w:rPr>
           <w:rStyle w:val="VerbatimChar"/>
         </w:rPr>
-        <w:t xml:space="preserve">nuevos      ───────────►   (adapta protocolo)  ────────►   Expedientes</w:t>
+        <w:t xml:space="preserve">                        (adapta protocolo)</w:t>
       </w:r>
       <w:r>
         <w:br/>
@@ -563,7 +581,7 @@
         <w:rPr>
           <w:rStyle w:val="VerbatimChar"/>
         </w:rPr>
-        <w:t xml:space="preserve">                                   │</w:t>
+        <w:t xml:space="preserve">                               │</w:t>
       </w:r>
       <w:r>
         <w:br/>
@@ -572,25 +590,7 @@
         <w:rPr>
           <w:rStyle w:val="VerbatimChar"/>
         </w:rPr>
-        <w:t xml:space="preserve">                                   │ evento asincrónico</w:t>
-      </w:r>
-      <w:r>
-        <w:br/>
-      </w:r>
-      <w:r>
-        <w:rPr>
-          <w:rStyle w:val="VerbatimChar"/>
-        </w:rPr>
-        <w:t xml:space="preserve">                                   ▼</w:t>
-      </w:r>
-      <w:r>
-        <w:br/>
-      </w:r>
-      <w:r>
-        <w:rPr>
-          <w:rStyle w:val="VerbatimChar"/>
-        </w:rPr>
-        <w:t xml:space="preserve">                              los otros 8 módulos</w:t>
+        <w:t xml:space="preserve">                               └──evento──►  los otros 8 módulos</w:t>
       </w:r>
     </w:p>
     <w:p>
@@ -705,169 +705,76 @@
         <w:t xml:space="preserve">POST /expedientes</w:t>
       </w:r>
     </w:p>
-    <w:tbl>
-      <w:tblPr>
-        <w:tblStyle w:val="Table"/>
-        <w:tblW w:type="pct" w:w="5000"/>
-        <w:tblLayout w:type="fixed"/>
-        <w:tblLook w:firstRow="0" w:lastRow="0" w:firstColumn="0" w:lastColumn="0" w:noHBand="0" w:noVBand="0" w:val="0000"/>
-      </w:tblPr>
-      <w:tblGrid>
-        <w:gridCol w:w="3960"/>
-        <w:gridCol w:w="3960"/>
-      </w:tblGrid>
-      <w:tr>
-        <w:tc>
-          <w:tcPr/>
-          <w:p>
-            <w:pPr>
-              <w:pStyle w:val="Compact"/>
-            </w:pPr>
-            <w:r>
-              <w:rPr>
-                <w:b/>
-                <w:bCs/>
-              </w:rPr>
-              <w:t xml:space="preserve">Headers</w:t>
-            </w:r>
-          </w:p>
-        </w:tc>
-        <w:tc>
-          <w:tcPr/>
-          <w:p>
-            <w:pPr>
-              <w:pStyle w:val="Compact"/>
-            </w:pPr>
-            <w:r>
-              <w:rPr>
-                <w:rStyle w:val="VerbatimChar"/>
-              </w:rPr>
-              <w:t xml:space="preserve">Idempotency-Key: &lt;uuid&gt;</w:t>
-            </w:r>
-            <w:r>
-              <w:t xml:space="preserve"> </w:t>
-            </w:r>
-            <w:r>
-              <w:rPr>
-                <w:b/>
-                <w:bCs/>
-              </w:rPr>
-              <w:t xml:space="preserve">(obligatorio)</w:t>
-            </w:r>
-            <w:r>
-              <w:t xml:space="preserve">,</w:t>
-            </w:r>
-            <w:r>
-              <w:t xml:space="preserve"> </w:t>
-            </w:r>
-            <w:r>
-              <w:rPr>
-                <w:rStyle w:val="VerbatimChar"/>
-              </w:rPr>
-              <w:t xml:space="preserve">Content-Type: application/json</w:t>
-            </w:r>
-          </w:p>
-        </w:tc>
-      </w:tr>
-      <w:tr>
-        <w:tc>
-          <w:tcPr/>
-          <w:p>
-            <w:pPr>
-              <w:pStyle w:val="Compact"/>
-            </w:pPr>
-            <w:r>
-              <w:rPr>
-                <w:b/>
-                <w:bCs/>
-              </w:rPr>
-              <w:t xml:space="preserve">Request</w:t>
-            </w:r>
-          </w:p>
-        </w:tc>
-        <w:tc>
-          <w:tcPr/>
-          <w:p>
-            <w:pPr>
-              <w:pStyle w:val="Compact"/>
-            </w:pPr>
-            <w:r>
-              <w:rPr>
-                <w:rStyle w:val="VerbatimChar"/>
-              </w:rPr>
-              <w:t xml:space="preserve">tipoTramite</w:t>
-            </w:r>
-            <w:r>
-              <w:t xml:space="preserve">,</w:t>
-            </w:r>
-            <w:r>
-              <w:t xml:space="preserve"> </w:t>
-            </w:r>
-            <w:r>
-              <w:rPr>
-                <w:rStyle w:val="VerbatimChar"/>
-              </w:rPr>
-              <w:t xml:space="preserve">moduloOrigen</w:t>
-            </w:r>
-            <w:r>
-              <w:t xml:space="preserve">,</w:t>
-            </w:r>
-            <w:r>
-              <w:t xml:space="preserve"> </w:t>
-            </w:r>
-            <w:r>
-              <w:rPr>
-                <w:rStyle w:val="VerbatimChar"/>
-              </w:rPr>
-              <w:t xml:space="preserve">solicitante{tipoDocumento, numeroDocumento, nombreCompleto}</w:t>
-            </w:r>
-            <w:r>
-              <w:t xml:space="preserve">,</w:t>
-            </w:r>
-            <w:r>
-              <w:t xml:space="preserve"> </w:t>
-            </w:r>
-            <w:r>
-              <w:rPr>
-                <w:rStyle w:val="VerbatimChar"/>
-              </w:rPr>
-              <w:t xml:space="preserve">asunto</w:t>
-            </w:r>
-            <w:r>
-              <w:t xml:space="preserve">,</w:t>
-            </w:r>
-            <w:r>
-              <w:t xml:space="preserve"> </w:t>
-            </w:r>
-            <w:r>
-              <w:rPr>
-                <w:rStyle w:val="VerbatimChar"/>
-              </w:rPr>
-              <w:t xml:space="preserve">areaResponsable</w:t>
-            </w:r>
-            <w:r>
-              <w:t xml:space="preserve">,</w:t>
-            </w:r>
-            <w:r>
-              <w:t xml:space="preserve"> </w:t>
-            </w:r>
-            <w:r>
-              <w:rPr>
-                <w:rStyle w:val="VerbatimChar"/>
-              </w:rPr>
-              <w:t xml:space="preserve">referenciaExterna</w:t>
-            </w:r>
-            <w:r>
-              <w:t xml:space="preserve"> </w:t>
-            </w:r>
-            <w:r>
-              <w:t xml:space="preserve">(opcional)</w:t>
-            </w:r>
-          </w:p>
-        </w:tc>
-      </w:tr>
-    </w:tbl>
-    <w:p/>
+    <w:p>
+      <w:pPr>
+        <w:pStyle w:val="FirstParagraph"/>
+      </w:pPr>
+      <w:r>
+        <w:rPr>
+          <w:b/>
+          <w:bCs/>
+        </w:rPr>
+        <w:t xml:space="preserve">Headers</w:t>
+      </w:r>
+    </w:p>
+    <w:p>
+      <w:pPr>
+        <w:pStyle w:val="Compact"/>
+        <w:numPr>
+          <w:ilvl w:val="0"/>
+          <w:numId w:val="1001"/>
+        </w:numPr>
+      </w:pPr>
+      <w:r>
+        <w:rPr>
+          <w:rStyle w:val="VerbatimChar"/>
+        </w:rPr>
+        <w:t xml:space="preserve">Idempotency-Key: &lt;uuid&gt;</w:t>
+      </w:r>
+      <w:r>
+        <w:t xml:space="preserve"> </w:t>
+      </w:r>
+      <w:r>
+        <w:t xml:space="preserve">—</w:t>
+      </w:r>
+      <w:r>
+        <w:t xml:space="preserve"> </w:t>
+      </w:r>
+      <w:r>
+        <w:rPr>
+          <w:b/>
+          <w:bCs/>
+        </w:rPr>
+        <w:t xml:space="preserve">obligatorio</w:t>
+      </w:r>
+    </w:p>
+    <w:p>
+      <w:pPr>
+        <w:pStyle w:val="Compact"/>
+        <w:numPr>
+          <w:ilvl w:val="0"/>
+          <w:numId w:val="1001"/>
+        </w:numPr>
+      </w:pPr>
+      <w:r>
+        <w:rPr>
+          <w:rStyle w:val="VerbatimChar"/>
+        </w:rPr>
+        <w:t xml:space="preserve">Content-Type: application/json</w:t>
+      </w:r>
+    </w:p>
+    <w:p>
+      <w:pPr>
+        <w:pStyle w:val="FirstParagraph"/>
+      </w:pPr>
+      <w:r>
+        <w:rPr>
+          <w:b/>
+          <w:bCs/>
+        </w:rPr>
+        <w:t xml:space="preserve">Cuerpo</w:t>
+      </w:r>
+    </w:p>
     <w:tbl>
       <w:tblPr>
         <w:tblStyle w:val="Table"/>
@@ -889,31 +796,34 @@
           <w:p>
             <w:pPr>
               <w:pStyle w:val="Compact"/>
-            </w:pPr>
-            <w:r>
-              <w:t xml:space="preserve">Código</w:t>
-            </w:r>
-          </w:p>
-        </w:tc>
-        <w:tc>
-          <w:tcPr/>
-          <w:p>
-            <w:pPr>
-              <w:pStyle w:val="Compact"/>
-            </w:pPr>
-            <w:r>
-              <w:t xml:space="preserve">Cuándo</w:t>
-            </w:r>
-          </w:p>
-        </w:tc>
-        <w:tc>
-          <w:tcPr/>
-          <w:p>
-            <w:pPr>
-              <w:pStyle w:val="Compact"/>
-            </w:pPr>
-            <w:r>
-              <w:t xml:space="preserve">Respuesta</w:t>
+              <w:jc w:val="left"/>
+            </w:pPr>
+            <w:r>
+              <w:t xml:space="preserve">Campo</w:t>
+            </w:r>
+          </w:p>
+        </w:tc>
+        <w:tc>
+          <w:tcPr/>
+          <w:p>
+            <w:pPr>
+              <w:pStyle w:val="Compact"/>
+              <w:jc w:val="left"/>
+            </w:pPr>
+            <w:r>
+              <w:t xml:space="preserve">Obligatorio</w:t>
+            </w:r>
+          </w:p>
+        </w:tc>
+        <w:tc>
+          <w:tcPr/>
+          <w:p>
+            <w:pPr>
+              <w:pStyle w:val="Compact"/>
+              <w:jc w:val="left"/>
+            </w:pPr>
+            <w:r>
+              <w:t xml:space="preserve">Descripción</w:t>
             </w:r>
           </w:p>
         </w:tc>
@@ -924,43 +834,55 @@
           <w:p>
             <w:pPr>
               <w:pStyle w:val="Compact"/>
+              <w:jc w:val="left"/>
             </w:pPr>
             <w:r>
               <w:rPr>
                 <w:rStyle w:val="VerbatimChar"/>
               </w:rPr>
-              <w:t xml:space="preserve">201 Created</w:t>
-            </w:r>
-          </w:p>
-        </w:tc>
-        <w:tc>
-          <w:tcPr/>
-          <w:p>
-            <w:pPr>
-              <w:pStyle w:val="Compact"/>
-            </w:pPr>
-            <w:r>
-              <w:t xml:space="preserve">El legado numeró dentro de los 5 s</w:t>
-            </w:r>
-          </w:p>
-        </w:tc>
-        <w:tc>
-          <w:tcPr/>
-          <w:p>
-            <w:pPr>
-              <w:pStyle w:val="Compact"/>
+              <w:t xml:space="preserve">tipoTramite</w:t>
+            </w:r>
+          </w:p>
+        </w:tc>
+        <w:tc>
+          <w:tcPr/>
+          <w:p>
+            <w:pPr>
+              <w:pStyle w:val="Compact"/>
+              <w:jc w:val="left"/>
+            </w:pPr>
+            <w:r>
+              <w:t xml:space="preserve">sí</w:t>
+            </w:r>
+          </w:p>
+        </w:tc>
+        <w:tc>
+          <w:tcPr/>
+          <w:p>
+            <w:pPr>
+              <w:pStyle w:val="Compact"/>
+              <w:jc w:val="left"/>
             </w:pPr>
             <w:r>
               <w:rPr>
                 <w:rStyle w:val="VerbatimChar"/>
               </w:rPr>
-              <w:t xml:space="preserve">Expediente</w:t>
+              <w:t xml:space="preserve">RECLAMO_INFRAESTRUCTURA</w:t>
+            </w:r>
+            <w:r>
+              <w:t xml:space="preserve">,</w:t>
             </w:r>
             <w:r>
               <w:t xml:space="preserve"> </w:t>
             </w:r>
             <w:r>
-              <w:t xml:space="preserve">+ header</w:t>
+              <w:rPr>
+                <w:rStyle w:val="VerbatimChar"/>
+              </w:rPr>
+              <w:t xml:space="preserve">HABILITACION_COMERCIAL</w:t>
+            </w:r>
+            <w:r>
+              <w:t xml:space="preserve">,</w:t>
             </w:r>
             <w:r>
               <w:t xml:space="preserve"> </w:t>
@@ -969,7 +891,22 @@
               <w:rPr>
                 <w:rStyle w:val="VerbatimChar"/>
               </w:rPr>
-              <w:t xml:space="preserve">Location</w:t>
+              <w:t xml:space="preserve">BENEFICIO_SOCIAL</w:t>
+            </w:r>
+            <w:r>
+              <w:t xml:space="preserve"> </w:t>
+            </w:r>
+            <w:r>
+              <w:t xml:space="preserve">o</w:t>
+            </w:r>
+            <w:r>
+              <w:t xml:space="preserve"> </w:t>
+            </w:r>
+            <w:r>
+              <w:rPr>
+                <w:rStyle w:val="VerbatimChar"/>
+              </w:rPr>
+              <w:t xml:space="preserve">DESCARGO_INFRACCION</w:t>
             </w:r>
           </w:p>
         </w:tc>
@@ -980,11 +917,345 @@
           <w:p>
             <w:pPr>
               <w:pStyle w:val="Compact"/>
+              <w:jc w:val="left"/>
             </w:pPr>
             <w:r>
               <w:rPr>
                 <w:rStyle w:val="VerbatimChar"/>
               </w:rPr>
+              <w:t xml:space="preserve">moduloOrigen</w:t>
+            </w:r>
+          </w:p>
+        </w:tc>
+        <w:tc>
+          <w:tcPr/>
+          <w:p>
+            <w:pPr>
+              <w:pStyle w:val="Compact"/>
+              <w:jc w:val="left"/>
+            </w:pPr>
+            <w:r>
+              <w:t xml:space="preserve">sí</w:t>
+            </w:r>
+          </w:p>
+        </w:tc>
+        <w:tc>
+          <w:tcPr/>
+          <w:p>
+            <w:pPr>
+              <w:pStyle w:val="Compact"/>
+              <w:jc w:val="left"/>
+            </w:pPr>
+            <w:r>
+              <w:t xml:space="preserve">Tiene que coincidir con el módulo del token</w:t>
+            </w:r>
+          </w:p>
+        </w:tc>
+      </w:tr>
+      <w:tr>
+        <w:tc>
+          <w:tcPr/>
+          <w:p>
+            <w:pPr>
+              <w:pStyle w:val="Compact"/>
+              <w:jc w:val="left"/>
+            </w:pPr>
+            <w:r>
+              <w:rPr>
+                <w:rStyle w:val="VerbatimChar"/>
+              </w:rPr>
+              <w:t xml:space="preserve">solicitante</w:t>
+            </w:r>
+          </w:p>
+        </w:tc>
+        <w:tc>
+          <w:tcPr/>
+          <w:p>
+            <w:pPr>
+              <w:pStyle w:val="Compact"/>
+              <w:jc w:val="left"/>
+            </w:pPr>
+            <w:r>
+              <w:t xml:space="preserve">sí</w:t>
+            </w:r>
+          </w:p>
+        </w:tc>
+        <w:tc>
+          <w:tcPr/>
+          <w:p>
+            <w:pPr>
+              <w:pStyle w:val="Compact"/>
+              <w:jc w:val="left"/>
+            </w:pPr>
+            <w:r>
+              <w:rPr>
+                <w:rStyle w:val="VerbatimChar"/>
+              </w:rPr>
+              <w:t xml:space="preserve">{tipoDocumento, numeroDocumento, nombreCompleto}</w:t>
+            </w:r>
+          </w:p>
+        </w:tc>
+      </w:tr>
+      <w:tr>
+        <w:tc>
+          <w:tcPr/>
+          <w:p>
+            <w:pPr>
+              <w:pStyle w:val="Compact"/>
+              <w:jc w:val="left"/>
+            </w:pPr>
+            <w:r>
+              <w:rPr>
+                <w:rStyle w:val="VerbatimChar"/>
+              </w:rPr>
+              <w:t xml:space="preserve">asunto</w:t>
+            </w:r>
+          </w:p>
+        </w:tc>
+        <w:tc>
+          <w:tcPr/>
+          <w:p>
+            <w:pPr>
+              <w:pStyle w:val="Compact"/>
+              <w:jc w:val="left"/>
+            </w:pPr>
+            <w:r>
+              <w:t xml:space="preserve">sí</w:t>
+            </w:r>
+          </w:p>
+        </w:tc>
+        <w:tc>
+          <w:tcPr/>
+          <w:p>
+            <w:pPr>
+              <w:pStyle w:val="Compact"/>
+              <w:jc w:val="left"/>
+            </w:pPr>
+            <w:r>
+              <w:t xml:space="preserve">Entre 5 y 500 caracteres</w:t>
+            </w:r>
+          </w:p>
+        </w:tc>
+      </w:tr>
+      <w:tr>
+        <w:tc>
+          <w:tcPr/>
+          <w:p>
+            <w:pPr>
+              <w:pStyle w:val="Compact"/>
+              <w:jc w:val="left"/>
+            </w:pPr>
+            <w:r>
+              <w:rPr>
+                <w:rStyle w:val="VerbatimChar"/>
+              </w:rPr>
+              <w:t xml:space="preserve">areaResponsable</w:t>
+            </w:r>
+          </w:p>
+        </w:tc>
+        <w:tc>
+          <w:tcPr/>
+          <w:p>
+            <w:pPr>
+              <w:pStyle w:val="Compact"/>
+              <w:jc w:val="left"/>
+            </w:pPr>
+            <w:r>
+              <w:t xml:space="preserve">sí</w:t>
+            </w:r>
+          </w:p>
+        </w:tc>
+        <w:tc>
+          <w:tcPr/>
+          <w:p>
+            <w:pPr>
+              <w:pStyle w:val="Compact"/>
+              <w:jc w:val="left"/>
+            </w:pPr>
+            <w:r>
+              <w:t xml:space="preserve">El área que va a tramitarlo</w:t>
+            </w:r>
+          </w:p>
+        </w:tc>
+      </w:tr>
+      <w:tr>
+        <w:tc>
+          <w:tcPr/>
+          <w:p>
+            <w:pPr>
+              <w:pStyle w:val="Compact"/>
+              <w:jc w:val="left"/>
+            </w:pPr>
+            <w:r>
+              <w:rPr>
+                <w:rStyle w:val="VerbatimChar"/>
+              </w:rPr>
+              <w:t xml:space="preserve">referenciaExterna</w:t>
+            </w:r>
+          </w:p>
+        </w:tc>
+        <w:tc>
+          <w:tcPr/>
+          <w:p>
+            <w:pPr>
+              <w:pStyle w:val="Compact"/>
+              <w:jc w:val="left"/>
+            </w:pPr>
+            <w:r>
+              <w:t xml:space="preserve">no</w:t>
+            </w:r>
+          </w:p>
+        </w:tc>
+        <w:tc>
+          <w:tcPr/>
+          <w:p>
+            <w:pPr>
+              <w:pStyle w:val="Compact"/>
+              <w:jc w:val="left"/>
+            </w:pPr>
+            <w:r>
+              <w:t xml:space="preserve">El identificador del trámite en el módulo origen</w:t>
+            </w:r>
+          </w:p>
+        </w:tc>
+      </w:tr>
+    </w:tbl>
+    <w:p>
+      <w:pPr>
+        <w:pStyle w:val="BodyText"/>
+      </w:pPr>
+      <w:r>
+        <w:rPr>
+          <w:b/>
+          <w:bCs/>
+        </w:rPr>
+        <w:t xml:space="preserve">Respuestas</w:t>
+      </w:r>
+    </w:p>
+    <w:tbl>
+      <w:tblPr>
+        <w:tblStyle w:val="Table"/>
+        <w:tblW w:type="pct" w:w="5000"/>
+        <w:tblLayout w:type="fixed"/>
+        <w:tblLook w:firstRow="1" w:lastRow="0" w:firstColumn="0" w:lastColumn="0" w:noHBand="0" w:noVBand="0" w:val="0020"/>
+      </w:tblPr>
+      <w:tblGrid>
+        <w:gridCol w:w="2640"/>
+        <w:gridCol w:w="2640"/>
+        <w:gridCol w:w="2640"/>
+      </w:tblGrid>
+      <w:tr>
+        <w:trPr>
+          <w:tblHeader w:val="on"/>
+        </w:trPr>
+        <w:tc>
+          <w:tcPr/>
+          <w:p>
+            <w:pPr>
+              <w:pStyle w:val="Compact"/>
+              <w:jc w:val="left"/>
+            </w:pPr>
+            <w:r>
+              <w:t xml:space="preserve">Código</w:t>
+            </w:r>
+          </w:p>
+        </w:tc>
+        <w:tc>
+          <w:tcPr/>
+          <w:p>
+            <w:pPr>
+              <w:pStyle w:val="Compact"/>
+              <w:jc w:val="left"/>
+            </w:pPr>
+            <w:r>
+              <w:t xml:space="preserve">Cuándo</w:t>
+            </w:r>
+          </w:p>
+        </w:tc>
+        <w:tc>
+          <w:tcPr/>
+          <w:p>
+            <w:pPr>
+              <w:pStyle w:val="Compact"/>
+              <w:jc w:val="left"/>
+            </w:pPr>
+            <w:r>
+              <w:t xml:space="preserve">Respuesta</w:t>
+            </w:r>
+          </w:p>
+        </w:tc>
+      </w:tr>
+      <w:tr>
+        <w:tc>
+          <w:tcPr/>
+          <w:p>
+            <w:pPr>
+              <w:pStyle w:val="Compact"/>
+              <w:jc w:val="left"/>
+            </w:pPr>
+            <w:r>
+              <w:rPr>
+                <w:rStyle w:val="VerbatimChar"/>
+              </w:rPr>
+              <w:t xml:space="preserve">201 Created</w:t>
+            </w:r>
+          </w:p>
+        </w:tc>
+        <w:tc>
+          <w:tcPr/>
+          <w:p>
+            <w:pPr>
+              <w:pStyle w:val="Compact"/>
+              <w:jc w:val="left"/>
+            </w:pPr>
+            <w:r>
+              <w:t xml:space="preserve">El legado numeró dentro de los 5 s</w:t>
+            </w:r>
+          </w:p>
+        </w:tc>
+        <w:tc>
+          <w:tcPr/>
+          <w:p>
+            <w:pPr>
+              <w:pStyle w:val="Compact"/>
+              <w:jc w:val="left"/>
+            </w:pPr>
+            <w:r>
+              <w:rPr>
+                <w:rStyle w:val="VerbatimChar"/>
+              </w:rPr>
+              <w:t xml:space="preserve">Expediente</w:t>
+            </w:r>
+            <w:r>
+              <w:t xml:space="preserve"> </w:t>
+            </w:r>
+            <w:r>
+              <w:t xml:space="preserve">+ header</w:t>
+            </w:r>
+            <w:r>
+              <w:t xml:space="preserve"> </w:t>
+            </w:r>
+            <w:r>
+              <w:rPr>
+                <w:rStyle w:val="VerbatimChar"/>
+              </w:rPr>
+              <w:t xml:space="preserve">Location</w:t>
+            </w:r>
+          </w:p>
+        </w:tc>
+      </w:tr>
+      <w:tr>
+        <w:tc>
+          <w:tcPr/>
+          <w:p>
+            <w:pPr>
+              <w:pStyle w:val="Compact"/>
+              <w:jc w:val="left"/>
+            </w:pPr>
+            <w:r>
+              <w:rPr>
+                <w:rStyle w:val="VerbatimChar"/>
+              </w:rPr>
               <w:t xml:space="preserve">202 Accepted</w:t>
             </w:r>
           </w:p>
@@ -994,6 +1265,7 @@
           <w:p>
             <w:pPr>
               <w:pStyle w:val="Compact"/>
+              <w:jc w:val="left"/>
             </w:pPr>
             <w:r>
               <w:t xml:space="preserve">El legado</w:t>
@@ -1021,6 +1293,7 @@
           <w:p>
             <w:pPr>
               <w:pStyle w:val="Compact"/>
+              <w:jc w:val="left"/>
             </w:pPr>
             <w:r>
               <w:rPr>
@@ -1067,6 +1340,7 @@
           <w:p>
             <w:pPr>
               <w:pStyle w:val="Compact"/>
+              <w:jc w:val="left"/>
             </w:pPr>
             <w:r>
               <w:rPr>
@@ -1081,6 +1355,7 @@
           <w:p>
             <w:pPr>
               <w:pStyle w:val="Compact"/>
+              <w:jc w:val="left"/>
             </w:pPr>
             <w:r>
               <w:t xml:space="preserve">JSON mal formado, o falta</w:t>
@@ -1101,6 +1376,7 @@
           <w:p>
             <w:pPr>
               <w:pStyle w:val="Compact"/>
+              <w:jc w:val="left"/>
             </w:pPr>
             <w:r>
               <w:t xml:space="preserve">Problem Details</w:t>
@@ -1114,6 +1390,7 @@
           <w:p>
             <w:pPr>
               <w:pStyle w:val="Compact"/>
+              <w:jc w:val="left"/>
             </w:pPr>
             <w:r>
               <w:rPr>
@@ -1128,6 +1405,7 @@
           <w:p>
             <w:pPr>
               <w:pStyle w:val="Compact"/>
+              <w:jc w:val="left"/>
             </w:pPr>
             <w:r>
               <w:t xml:space="preserve">Token ausente o inválido</w:t>
@@ -1139,6 +1417,7 @@
           <w:p>
             <w:pPr>
               <w:pStyle w:val="Compact"/>
+              <w:jc w:val="left"/>
             </w:pPr>
             <w:r>
               <w:t xml:space="preserve">Problem Details</w:t>
@@ -1152,6 +1431,7 @@
           <w:p>
             <w:pPr>
               <w:pStyle w:val="Compact"/>
+              <w:jc w:val="left"/>
             </w:pPr>
             <w:r>
               <w:rPr>
@@ -1166,6 +1446,7 @@
           <w:p>
             <w:pPr>
               <w:pStyle w:val="Compact"/>
+              <w:jc w:val="left"/>
             </w:pPr>
             <w:r>
               <w:t xml:space="preserve">El</w:t>
@@ -1192,6 +1473,7 @@
           <w:p>
             <w:pPr>
               <w:pStyle w:val="Compact"/>
+              <w:jc w:val="left"/>
             </w:pPr>
             <w:r>
               <w:t xml:space="preserve">Problem Details</w:t>
@@ -1205,6 +1487,7 @@
           <w:p>
             <w:pPr>
               <w:pStyle w:val="Compact"/>
+              <w:jc w:val="left"/>
             </w:pPr>
             <w:r>
               <w:rPr>
@@ -1219,6 +1502,7 @@
           <w:p>
             <w:pPr>
               <w:pStyle w:val="Compact"/>
+              <w:jc w:val="left"/>
             </w:pPr>
             <w:r>
               <w:t xml:space="preserve">La</w:t>
@@ -1245,6 +1529,7 @@
           <w:p>
             <w:pPr>
               <w:pStyle w:val="Compact"/>
+              <w:jc w:val="left"/>
             </w:pPr>
             <w:r>
               <w:t xml:space="preserve">Problem Details</w:t>
@@ -1258,6 +1543,7 @@
           <w:p>
             <w:pPr>
               <w:pStyle w:val="Compact"/>
+              <w:jc w:val="left"/>
             </w:pPr>
             <w:r>
               <w:rPr>
@@ -1272,6 +1558,7 @@
           <w:p>
             <w:pPr>
               <w:pStyle w:val="Compact"/>
+              <w:jc w:val="left"/>
             </w:pPr>
             <w:r>
               <w:t xml:space="preserve">El cuerpo no cumple el contrato</w:t>
@@ -1283,6 +1570,7 @@
           <w:p>
             <w:pPr>
               <w:pStyle w:val="Compact"/>
+              <w:jc w:val="left"/>
             </w:pPr>
             <w:r>
               <w:t xml:space="preserve">Problem Details +</w:t>
@@ -1305,6 +1593,7 @@
           <w:p>
             <w:pPr>
               <w:pStyle w:val="Compact"/>
+              <w:jc w:val="left"/>
             </w:pPr>
             <w:r>
               <w:rPr>
@@ -1319,6 +1608,7 @@
           <w:p>
             <w:pPr>
               <w:pStyle w:val="Compact"/>
+              <w:jc w:val="left"/>
             </w:pPr>
             <w:r>
               <w:t xml:space="preserve">Legado caído y circuit breaker abierto</w:t>
@@ -1330,6 +1620,7 @@
           <w:p>
             <w:pPr>
               <w:pStyle w:val="Compact"/>
+              <w:jc w:val="left"/>
             </w:pPr>
             <w:r>
               <w:t xml:space="preserve">Problem Details +</w:t>
@@ -1387,6 +1678,7 @@
           <w:p>
             <w:pPr>
               <w:pStyle w:val="Compact"/>
+              <w:jc w:val="left"/>
             </w:pPr>
             <w:r>
               <w:t xml:space="preserve">Código</w:t>
@@ -1398,6 +1690,7 @@
           <w:p>
             <w:pPr>
               <w:pStyle w:val="Compact"/>
+              <w:jc w:val="left"/>
             </w:pPr>
             <w:r>
               <w:t xml:space="preserve">Respuesta</w:t>
@@ -1411,6 +1704,7 @@
           <w:p>
             <w:pPr>
               <w:pStyle w:val="Compact"/>
+              <w:jc w:val="left"/>
             </w:pPr>
             <w:r>
               <w:rPr>
@@ -1425,12 +1719,13 @@
           <w:p>
             <w:pPr>
               <w:pStyle w:val="Compact"/>
+              <w:jc w:val="left"/>
             </w:pPr>
             <w:r>
               <w:rPr>
                 <w:rStyle w:val="VerbatimChar"/>
               </w:rPr>
-              <w:t xml:space="preserve">{items[], total, page, size, pages}</w:t>
+              <w:t xml:space="preserve">{ items[], total, page, size, pages }</w:t>
             </w:r>
           </w:p>
         </w:tc>
@@ -1441,20 +1736,22 @@
           <w:p>
             <w:pPr>
               <w:pStyle w:val="Compact"/>
+              <w:jc w:val="left"/>
             </w:pPr>
             <w:r>
               <w:rPr>
                 <w:rStyle w:val="VerbatimChar"/>
               </w:rPr>
-              <w:t xml:space="preserve">401</w:t>
-            </w:r>
-          </w:p>
-        </w:tc>
-        <w:tc>
-          <w:tcPr/>
-          <w:p>
-            <w:pPr>
-              <w:pStyle w:val="Compact"/>
+              <w:t xml:space="preserve">401 Unauthorized</w:t>
+            </w:r>
+          </w:p>
+        </w:tc>
+        <w:tc>
+          <w:tcPr/>
+          <w:p>
+            <w:pPr>
+              <w:pStyle w:val="Compact"/>
+              <w:jc w:val="left"/>
             </w:pPr>
             <w:r>
               <w:t xml:space="preserve">Problem Details</w:t>
@@ -1503,6 +1800,7 @@
           <w:p>
             <w:pPr>
               <w:pStyle w:val="Compact"/>
+              <w:jc w:val="left"/>
             </w:pPr>
             <w:r>
               <w:t xml:space="preserve">Código</w:t>
@@ -1514,6 +1812,7 @@
           <w:p>
             <w:pPr>
               <w:pStyle w:val="Compact"/>
+              <w:jc w:val="left"/>
             </w:pPr>
             <w:r>
               <w:t xml:space="preserve">Respuesta</w:t>
@@ -1527,6 +1826,7 @@
           <w:p>
             <w:pPr>
               <w:pStyle w:val="Compact"/>
+              <w:jc w:val="left"/>
             </w:pPr>
             <w:r>
               <w:rPr>
@@ -1541,6 +1841,7 @@
           <w:p>
             <w:pPr>
               <w:pStyle w:val="Compact"/>
+              <w:jc w:val="left"/>
             </w:pPr>
             <w:r>
               <w:rPr>
@@ -1557,12 +1858,13 @@
           <w:p>
             <w:pPr>
               <w:pStyle w:val="Compact"/>
+              <w:jc w:val="left"/>
             </w:pPr>
             <w:r>
               <w:rPr>
                 <w:rStyle w:val="VerbatimChar"/>
               </w:rPr>
-              <w:t xml:space="preserve">401</w:t>
+              <w:t xml:space="preserve">401 Unauthorized</w:t>
             </w:r>
             <w:r>
               <w:t xml:space="preserve"> </w:t>
@@ -1577,15 +1879,16 @@
               <w:rPr>
                 <w:rStyle w:val="VerbatimChar"/>
               </w:rPr>
-              <w:t xml:space="preserve">404</w:t>
-            </w:r>
-          </w:p>
-        </w:tc>
-        <w:tc>
-          <w:tcPr/>
-          <w:p>
-            <w:pPr>
-              <w:pStyle w:val="Compact"/>
+              <w:t xml:space="preserve">404 Not Found</w:t>
+            </w:r>
+          </w:p>
+        </w:tc>
+        <w:tc>
+          <w:tcPr/>
+          <w:p>
+            <w:pPr>
+              <w:pStyle w:val="Compact"/>
+              <w:jc w:val="left"/>
             </w:pPr>
             <w:r>
               <w:t xml:space="preserve">Problem Details</w:t>
@@ -1655,6 +1958,7 @@
           <w:p>
             <w:pPr>
               <w:pStyle w:val="Compact"/>
+              <w:jc w:val="left"/>
             </w:pPr>
             <w:r>
               <w:t xml:space="preserve">Código</w:t>
@@ -1666,6 +1970,7 @@
           <w:p>
             <w:pPr>
               <w:pStyle w:val="Compact"/>
+              <w:jc w:val="left"/>
             </w:pPr>
             <w:r>
               <w:t xml:space="preserve">Cuándo</w:t>
@@ -1679,6 +1984,7 @@
           <w:p>
             <w:pPr>
               <w:pStyle w:val="Compact"/>
+              <w:jc w:val="left"/>
             </w:pPr>
             <w:r>
               <w:rPr>
@@ -1693,6 +1999,7 @@
           <w:p>
             <w:pPr>
               <w:pStyle w:val="Compact"/>
+              <w:jc w:val="left"/>
             </w:pPr>
             <w:r>
               <w:t xml:space="preserve">Estado actualizado</w:t>
@@ -1706,6 +2013,7 @@
           <w:p>
             <w:pPr>
               <w:pStyle w:val="Compact"/>
+              <w:jc w:val="left"/>
             </w:pPr>
             <w:r>
               <w:rPr>
@@ -1735,6 +2043,7 @@
           <w:p>
             <w:pPr>
               <w:pStyle w:val="Compact"/>
+              <w:jc w:val="left"/>
             </w:pPr>
             <w:r>
               <w:t xml:space="preserve">Problem Details</w:t>
@@ -1748,6 +2057,7 @@
           <w:p>
             <w:pPr>
               <w:pStyle w:val="Compact"/>
+              <w:jc w:val="left"/>
             </w:pPr>
             <w:r>
               <w:rPr>
@@ -1762,6 +2072,7 @@
           <w:p>
             <w:pPr>
               <w:pStyle w:val="Compact"/>
+              <w:jc w:val="left"/>
             </w:pPr>
             <w:r>
               <w:t xml:space="preserve">La transición no es válida (ej.</w:t>
@@ -1869,6 +2180,7 @@
           <w:p>
             <w:pPr>
               <w:pStyle w:val="Compact"/>
+              <w:jc w:val="left"/>
             </w:pPr>
             <w:r>
               <w:t xml:space="preserve">Código</w:t>
@@ -1880,6 +2192,7 @@
           <w:p>
             <w:pPr>
               <w:pStyle w:val="Compact"/>
+              <w:jc w:val="left"/>
             </w:pPr>
             <w:r>
               <w:t xml:space="preserve">Respuesta</w:t>
@@ -1893,6 +2206,7 @@
           <w:p>
             <w:pPr>
               <w:pStyle w:val="Compact"/>
+              <w:jc w:val="left"/>
             </w:pPr>
             <w:r>
               <w:rPr>
@@ -1907,6 +2221,7 @@
           <w:p>
             <w:pPr>
               <w:pStyle w:val="Compact"/>
+              <w:jc w:val="left"/>
             </w:pPr>
             <w:r>
               <w:rPr>
@@ -1923,6 +2238,7 @@
           <w:p>
             <w:pPr>
               <w:pStyle w:val="Compact"/>
+              <w:jc w:val="left"/>
             </w:pPr>
             <w:r>
               <w:rPr>
@@ -1967,6 +2283,7 @@
           <w:p>
             <w:pPr>
               <w:pStyle w:val="Compact"/>
+              <w:jc w:val="left"/>
             </w:pPr>
             <w:r>
               <w:t xml:space="preserve">Problem Details</w:t>
@@ -2015,6 +2332,7 @@
           <w:p>
             <w:pPr>
               <w:pStyle w:val="Compact"/>
+              <w:jc w:val="left"/>
             </w:pPr>
             <w:r>
               <w:t xml:space="preserve">Código</w:t>
@@ -2026,6 +2344,7 @@
           <w:p>
             <w:pPr>
               <w:pStyle w:val="Compact"/>
+              <w:jc w:val="left"/>
             </w:pPr>
             <w:r>
               <w:t xml:space="preserve">Respuesta</w:t>
@@ -2039,6 +2358,7 @@
           <w:p>
             <w:pPr>
               <w:pStyle w:val="Compact"/>
+              <w:jc w:val="left"/>
             </w:pPr>
             <w:r>
               <w:rPr>
@@ -2053,6 +2373,7 @@
           <w:p>
             <w:pPr>
               <w:pStyle w:val="Compact"/>
+              <w:jc w:val="left"/>
             </w:pPr>
             <w:r>
               <w:rPr>
@@ -2072,12 +2393,13 @@
           <w:p>
             <w:pPr>
               <w:pStyle w:val="Compact"/>
+              <w:jc w:val="left"/>
             </w:pPr>
             <w:r>
               <w:rPr>
                 <w:rStyle w:val="VerbatimChar"/>
               </w:rPr>
-              <w:t xml:space="preserve">401</w:t>
+              <w:t xml:space="preserve">401 Unauthorized</w:t>
             </w:r>
             <w:r>
               <w:t xml:space="preserve"> </w:t>
@@ -2092,15 +2414,16 @@
               <w:rPr>
                 <w:rStyle w:val="VerbatimChar"/>
               </w:rPr>
-              <w:t xml:space="preserve">404</w:t>
-            </w:r>
-          </w:p>
-        </w:tc>
-        <w:tc>
-          <w:tcPr/>
-          <w:p>
-            <w:pPr>
-              <w:pStyle w:val="Compact"/>
+              <w:t xml:space="preserve">404 Not Found</w:t>
+            </w:r>
+          </w:p>
+        </w:tc>
+        <w:tc>
+          <w:tcPr/>
+          <w:p>
+            <w:pPr>
+              <w:pStyle w:val="Compact"/>
+              <w:jc w:val="left"/>
             </w:pPr>
             <w:r>
               <w:t xml:space="preserve">Problem Details</w:t>
@@ -2185,6 +2508,7 @@
           <w:p>
             <w:pPr>
               <w:pStyle w:val="Compact"/>
+              <w:jc w:val="left"/>
             </w:pPr>
             <w:r>
               <w:t xml:space="preserve">Código</w:t>
@@ -2196,6 +2520,7 @@
           <w:p>
             <w:pPr>
               <w:pStyle w:val="Compact"/>
+              <w:jc w:val="left"/>
             </w:pPr>
             <w:r>
               <w:t xml:space="preserve">Cuándo</w:t>
@@ -2209,6 +2534,7 @@
           <w:p>
             <w:pPr>
               <w:pStyle w:val="Compact"/>
+              <w:jc w:val="left"/>
             </w:pPr>
             <w:r>
               <w:rPr>
@@ -2223,6 +2549,7 @@
           <w:p>
             <w:pPr>
               <w:pStyle w:val="Compact"/>
+              <w:jc w:val="left"/>
             </w:pPr>
             <w:r>
               <w:rPr>
@@ -2269,6 +2596,7 @@
           <w:p>
             <w:pPr>
               <w:pStyle w:val="Compact"/>
+              <w:jc w:val="left"/>
             </w:pPr>
             <w:r>
               <w:rPr>
@@ -2283,6 +2611,7 @@
           <w:p>
             <w:pPr>
               <w:pStyle w:val="Compact"/>
+              <w:jc w:val="left"/>
             </w:pPr>
             <w:r>
               <w:t xml:space="preserve">Ya se completó; redirige al expediente definitivo</w:t>
@@ -2296,6 +2625,7 @@
           <w:p>
             <w:pPr>
               <w:pStyle w:val="Compact"/>
+              <w:jc w:val="left"/>
             </w:pPr>
             <w:r>
               <w:rPr>
@@ -2325,6 +2655,7 @@
           <w:p>
             <w:pPr>
               <w:pStyle w:val="Compact"/>
+              <w:jc w:val="left"/>
             </w:pPr>
             <w:r>
               <w:t xml:space="preserve">Problem Details</w:t>
@@ -2377,7 +2708,7 @@
         <w:pStyle w:val="Compact"/>
         <w:numPr>
           <w:ilvl w:val="0"/>
-          <w:numId w:val="1001"/>
+          <w:numId w:val="1002"/>
         </w:numPr>
       </w:pPr>
       <w:r>
@@ -2402,7 +2733,7 @@
         <w:pStyle w:val="Compact"/>
         <w:numPr>
           <w:ilvl w:val="0"/>
-          <w:numId w:val="1001"/>
+          <w:numId w:val="1002"/>
         </w:numPr>
       </w:pPr>
       <w:r>
@@ -2433,7 +2764,7 @@
         <w:pStyle w:val="Compact"/>
         <w:numPr>
           <w:ilvl w:val="0"/>
-          <w:numId w:val="1001"/>
+          <w:numId w:val="1002"/>
         </w:numPr>
       </w:pPr>
       <w:r>
@@ -4234,6 +4565,7 @@
           <w:p>
             <w:pPr>
               <w:pStyle w:val="Compact"/>
+              <w:jc w:val="left"/>
             </w:pPr>
             <w:r>
               <w:t xml:space="preserve">Campo</w:t>
@@ -4245,6 +4577,7 @@
           <w:p>
             <w:pPr>
               <w:pStyle w:val="Compact"/>
+              <w:jc w:val="left"/>
             </w:pPr>
             <w:r>
               <w:t xml:space="preserve">Para qué</w:t>
@@ -4258,6 +4591,7 @@
           <w:p>
             <w:pPr>
               <w:pStyle w:val="Compact"/>
+              <w:jc w:val="left"/>
             </w:pPr>
             <w:r>
               <w:rPr>
@@ -4272,6 +4606,7 @@
           <w:p>
             <w:pPr>
               <w:pStyle w:val="Compact"/>
+              <w:jc w:val="left"/>
             </w:pPr>
             <w:r>
               <w:t xml:space="preserve">URI que identifica</w:t>
@@ -4331,6 +4666,7 @@
           <w:p>
             <w:pPr>
               <w:pStyle w:val="Compact"/>
+              <w:jc w:val="left"/>
             </w:pPr>
             <w:r>
               <w:rPr>
@@ -4345,6 +4681,7 @@
           <w:p>
             <w:pPr>
               <w:pStyle w:val="Compact"/>
+              <w:jc w:val="left"/>
             </w:pPr>
             <w:r>
               <w:t xml:space="preserve">Resumen legible,</w:t>
@@ -4374,6 +4711,7 @@
           <w:p>
             <w:pPr>
               <w:pStyle w:val="Compact"/>
+              <w:jc w:val="left"/>
             </w:pPr>
             <w:r>
               <w:rPr>
@@ -4388,6 +4726,7 @@
           <w:p>
             <w:pPr>
               <w:pStyle w:val="Compact"/>
+              <w:jc w:val="left"/>
             </w:pPr>
             <w:r>
               <w:t xml:space="preserve">El código HTTP, repetido en el cuerpo para cuando se loguea solo el body.</w:t>
@@ -4401,6 +4740,7 @@
           <w:p>
             <w:pPr>
               <w:pStyle w:val="Compact"/>
+              <w:jc w:val="left"/>
             </w:pPr>
             <w:r>
               <w:rPr>
@@ -4415,6 +4755,7 @@
           <w:p>
             <w:pPr>
               <w:pStyle w:val="Compact"/>
+              <w:jc w:val="left"/>
             </w:pPr>
             <w:r>
               <w:t xml:space="preserve">Qué pasó en</w:t>
@@ -4444,6 +4785,7 @@
           <w:p>
             <w:pPr>
               <w:pStyle w:val="Compact"/>
+              <w:jc w:val="left"/>
             </w:pPr>
             <w:r>
               <w:rPr>
@@ -4458,6 +4800,7 @@
           <w:p>
             <w:pPr>
               <w:pStyle w:val="Compact"/>
+              <w:jc w:val="left"/>
             </w:pPr>
             <w:r>
               <w:t xml:space="preserve">URI de la ocurrencia.</w:t>
@@ -4903,7 +5246,7 @@
     </w:p>
     <w:bookmarkEnd w:id="35"/>
     <w:bookmarkEnd w:id="36"/>
-    <w:bookmarkStart w:id="40" w:name="diagrama-de-secuencia"/>
+    <w:bookmarkStart w:id="41" w:name="diagrama-de-secuencia"/>
     <w:p>
       <w:pPr>
         <w:pStyle w:val="Heading2"/>
@@ -5009,301 +5352,27 @@
     </w:p>
     <w:p>
       <w:pPr>
-        <w:pStyle w:val="BodyText"/>
-      </w:pPr>
-      <w:r>
-        <w:rPr>
-          <w:b/>
-          <w:bCs/>
-        </w:rPr>
-        <w:t xml:space="preserve">Fuente del diagrama (Mermaid)</w:t>
-      </w:r>
-    </w:p>
-    <w:p>
-      <w:pPr>
-        <w:pStyle w:val="SourceCode"/>
-      </w:pPr>
-      <w:r>
-        <w:rPr>
-          <w:rStyle w:val="VerbatimChar"/>
-        </w:rPr>
-        <w:t xml:space="preserve">sequenceDiagram</w:t>
-      </w:r>
-      <w:r>
-        <w:br/>
-      </w:r>
-      <w:r>
-        <w:rPr>
-          <w:rStyle w:val="VerbatimChar"/>
-        </w:rPr>
-        <w:t xml:space="preserve">    autonumber</w:t>
-      </w:r>
-      <w:r>
-        <w:br/>
-      </w:r>
-      <w:r>
-        <w:rPr>
-          <w:rStyle w:val="VerbatimChar"/>
-        </w:rPr>
-        <w:t xml:space="preserve">    participant M as Atención Ciudadana</w:t>
-      </w:r>
-      <w:r>
-        <w:br/>
-      </w:r>
-      <w:r>
-        <w:rPr>
-          <w:rStyle w:val="VerbatimChar"/>
-        </w:rPr>
-        <w:t xml:space="preserve">    participant C as Core (fachada REST)</w:t>
-      </w:r>
-      <w:r>
-        <w:br/>
-      </w:r>
-      <w:r>
-        <w:rPr>
-          <w:rStyle w:val="VerbatimChar"/>
-        </w:rPr>
-        <w:t xml:space="preserve">    participant L as Sist. Expedientes (SOAP)</w:t>
-      </w:r>
-      <w:r>
-        <w:br/>
-      </w:r>
-      <w:r>
-        <w:rPr>
-          <w:rStyle w:val="VerbatimChar"/>
-        </w:rPr>
-        <w:t xml:space="preserve">    participant Q as RabbitMQ</w:t>
-      </w:r>
-      <w:r>
-        <w:br/>
-      </w:r>
-      <w:r>
-        <w:rPr>
-          <w:rStyle w:val="VerbatimChar"/>
-        </w:rPr>
-        <w:t xml:space="preserve">    participant O as Obras</w:t>
-      </w:r>
-      <w:r>
-        <w:br/>
-      </w:r>
-      <w:r>
-        <w:rPr>
-          <w:rStyle w:val="VerbatimChar"/>
-        </w:rPr>
-        <w:t xml:space="preserve">    participant X as Servicio externo</w:t>
-      </w:r>
-      <w:r>
-        <w:br/>
-      </w:r>
-      <w:r>
-        <w:br/>
-      </w:r>
-      <w:r>
-        <w:rPr>
-          <w:rStyle w:val="VerbatimChar"/>
-        </w:rPr>
-        <w:t xml:space="preserve">    rect rgb(235, 240, 255)</w:t>
-      </w:r>
-      <w:r>
-        <w:br/>
-      </w:r>
-      <w:r>
-        <w:rPr>
-          <w:rStyle w:val="VerbatimChar"/>
-        </w:rPr>
-        <w:t xml:space="preserve">    Note over M,L: TRAMO SINCRÓNICO — el cliente espera</w:t>
-      </w:r>
-      <w:r>
-        <w:br/>
-      </w:r>
-      <w:r>
-        <w:rPr>
-          <w:rStyle w:val="VerbatimChar"/>
-        </w:rPr>
-        <w:t xml:space="preserve">    M-&gt;&gt;+C: POST /api/v1/expedientes (Idempotency-Key)</w:t>
-      </w:r>
-      <w:r>
-        <w:br/>
-      </w:r>
-      <w:r>
-        <w:rPr>
-          <w:rStyle w:val="VerbatimChar"/>
-        </w:rPr>
-        <w:t xml:space="preserve">    C-&gt;&gt;C: valida contrato y token</w:t>
-      </w:r>
-      <w:r>
-        <w:br/>
-      </w:r>
-      <w:r>
-        <w:rPr>
-          <w:rStyle w:val="VerbatimChar"/>
-        </w:rPr>
-        <w:t xml:space="preserve">    C-&gt;&gt;C: persiste PENDIENTE_NUMERACION</w:t>
-      </w:r>
-      <w:r>
-        <w:br/>
-      </w:r>
-      <w:r>
-        <w:rPr>
-          <w:rStyle w:val="VerbatimChar"/>
-        </w:rPr>
-        <w:t xml:space="preserve">    C-&gt;&gt;+L: SOAP asignarNumero() — timeout 5 s</w:t>
-      </w:r>
-      <w:r>
-        <w:br/>
-      </w:r>
-      <w:r>
-        <w:rPr>
-          <w:rStyle w:val="VerbatimChar"/>
-        </w:rPr>
-        <w:t xml:space="preserve">    alt Responde dentro de los 5 s</w:t>
-      </w:r>
-      <w:r>
-        <w:br/>
-      </w:r>
-      <w:r>
-        <w:rPr>
-          <w:rStyle w:val="VerbatimChar"/>
-        </w:rPr>
-        <w:t xml:space="preserve">        L--&gt;&gt;-C: EXP-2026-0001234</w:t>
-      </w:r>
-      <w:r>
-        <w:br/>
-      </w:r>
-      <w:r>
-        <w:rPr>
-          <w:rStyle w:val="VerbatimChar"/>
-        </w:rPr>
-        <w:t xml:space="preserve">        C--&gt;&gt;M: 201 Created + Location</w:t>
-      </w:r>
-      <w:r>
-        <w:br/>
-      </w:r>
-      <w:r>
-        <w:rPr>
-          <w:rStyle w:val="VerbatimChar"/>
-        </w:rPr>
-        <w:t xml:space="preserve">    else No responde en 5 s</w:t>
-      </w:r>
-      <w:r>
-        <w:br/>
-      </w:r>
-      <w:r>
-        <w:rPr>
-          <w:rStyle w:val="VerbatimChar"/>
-        </w:rPr>
-        <w:t xml:space="preserve">        C--&gt;&gt;-M: 202 Accepted + Location + Retry-After</w:t>
-      </w:r>
-      <w:r>
-        <w:br/>
-      </w:r>
-      <w:r>
-        <w:rPr>
-          <w:rStyle w:val="VerbatimChar"/>
-        </w:rPr>
-        <w:t xml:space="preserve">        Note over C,L: Un worker reintenta con backoff</w:t>
-      </w:r>
-      <w:r>
-        <w:br/>
-      </w:r>
-      <w:r>
-        <w:rPr>
-          <w:rStyle w:val="VerbatimChar"/>
-        </w:rPr>
-        <w:t xml:space="preserve">    end</w:t>
-      </w:r>
-      <w:r>
-        <w:br/>
-      </w:r>
-      <w:r>
-        <w:rPr>
-          <w:rStyle w:val="VerbatimChar"/>
-        </w:rPr>
-        <w:t xml:space="preserve">    end</w:t>
-      </w:r>
-      <w:r>
-        <w:br/>
-      </w:r>
-      <w:r>
-        <w:br/>
-      </w:r>
-      <w:r>
-        <w:rPr>
-          <w:rStyle w:val="VerbatimChar"/>
-        </w:rPr>
-        <w:t xml:space="preserve">    rect rgb(240, 255, 240)</w:t>
-      </w:r>
-      <w:r>
-        <w:br/>
-      </w:r>
-      <w:r>
-        <w:rPr>
-          <w:rStyle w:val="VerbatimChar"/>
-        </w:rPr>
-        <w:t xml:space="preserve">    Note over C,X: TRAMO ASINCRÓNICO — el cliente ya recibió respuesta</w:t>
-      </w:r>
-      <w:r>
-        <w:br/>
-      </w:r>
-      <w:r>
-        <w:rPr>
-          <w:rStyle w:val="VerbatimChar"/>
-        </w:rPr>
-        <w:t xml:space="preserve">    C--&gt;&gt;Q: publica caseFileCreated</w:t>
-      </w:r>
-      <w:r>
-        <w:br/>
-      </w:r>
-      <w:r>
-        <w:rPr>
-          <w:rStyle w:val="VerbatimChar"/>
-        </w:rPr>
-        <w:t xml:space="preserve">    Q--&gt;&gt;O: entrega en q.obras</w:t>
-      </w:r>
-      <w:r>
-        <w:br/>
-      </w:r>
-      <w:r>
-        <w:rPr>
-          <w:rStyle w:val="VerbatimChar"/>
-        </w:rPr>
-        <w:t xml:space="preserve">    O-&gt;&gt;O: crea la orden de trabajo</w:t>
-      </w:r>
-      <w:r>
-        <w:br/>
-      </w:r>
-      <w:r>
-        <w:rPr>
-          <w:rStyle w:val="VerbatimChar"/>
-        </w:rPr>
-        <w:t xml:space="preserve">    O--&gt;&gt;X: POST al servicio externo</w:t>
-      </w:r>
-      <w:r>
-        <w:br/>
-      </w:r>
-      <w:r>
-        <w:rPr>
-          <w:rStyle w:val="VerbatimChar"/>
-        </w:rPr>
-        <w:t xml:space="preserve">    O--&gt;&gt;Q: publica workOrderScheduled</w:t>
-      </w:r>
-      <w:r>
-        <w:br/>
-      </w:r>
-      <w:r>
-        <w:rPr>
-          <w:rStyle w:val="VerbatimChar"/>
-        </w:rPr>
-        <w:t xml:space="preserve">    Q--&gt;&gt;C: el hub lo registra y rutea</w:t>
-      </w:r>
-      <w:r>
-        <w:br/>
-      </w:r>
-      <w:r>
-        <w:rPr>
-          <w:rStyle w:val="VerbatimChar"/>
-        </w:rPr>
-        <w:t xml:space="preserve">    end</w:t>
+        <w:pStyle w:val="BlockText"/>
+      </w:pPr>
+      <w:r>
+        <w:t xml:space="preserve">El diagrama en alta resolución está en</w:t>
+      </w:r>
+      <w:r>
+        <w:t xml:space="preserve"> </w:t>
+      </w:r>
+      <w:hyperlink r:id="rId40">
+        <w:r>
+          <w:rPr>
+            <w:rStyle w:val="VerbatimChar"/>
+          </w:rPr>
+          <w:t xml:space="preserve">img/secuencia.png</w:t>
+        </w:r>
+      </w:hyperlink>
+      <w:r>
+        <w:t xml:space="preserve"> </w:t>
+      </w:r>
+      <w:r>
+        <w:t xml:space="preserve">(2800 × 1800), por si hace falta ampliarlo.</w:t>
       </w:r>
     </w:p>
     <w:p>
@@ -5339,6 +5408,7 @@
           <w:p>
             <w:pPr>
               <w:pStyle w:val="Compact"/>
+              <w:jc w:val="left"/>
             </w:pPr>
             <w:r>
               <w:t xml:space="preserve">Tramo</w:t>
@@ -5350,6 +5420,7 @@
           <w:p>
             <w:pPr>
               <w:pStyle w:val="Compact"/>
+              <w:jc w:val="left"/>
             </w:pPr>
             <w:r>
               <w:t xml:space="preserve">Tipo</w:t>
@@ -5361,6 +5432,7 @@
           <w:p>
             <w:pPr>
               <w:pStyle w:val="Compact"/>
+              <w:jc w:val="left"/>
             </w:pPr>
             <w:r>
               <w:t xml:space="preserve">Por qué</w:t>
@@ -5374,6 +5446,7 @@
           <w:p>
             <w:pPr>
               <w:pStyle w:val="Compact"/>
+              <w:jc w:val="left"/>
             </w:pPr>
             <w:r>
               <w:t xml:space="preserve">Módulo → Core</w:t>
@@ -5385,6 +5458,7 @@
           <w:p>
             <w:pPr>
               <w:pStyle w:val="Compact"/>
+              <w:jc w:val="left"/>
             </w:pPr>
             <w:r>
               <w:rPr>
@@ -5400,6 +5474,7 @@
           <w:p>
             <w:pPr>
               <w:pStyle w:val="Compact"/>
+              <w:jc w:val="left"/>
             </w:pPr>
             <w:r>
               <w:t xml:space="preserve">El cliente necesita saber si se aceptó el alta.</w:t>
@@ -5413,6 +5488,7 @@
           <w:p>
             <w:pPr>
               <w:pStyle w:val="Compact"/>
+              <w:jc w:val="left"/>
             </w:pPr>
             <w:r>
               <w:t xml:space="preserve">Core → SOAP legado</w:t>
@@ -5424,6 +5500,7 @@
           <w:p>
             <w:pPr>
               <w:pStyle w:val="Compact"/>
+              <w:jc w:val="left"/>
             </w:pPr>
             <w:r>
               <w:rPr>
@@ -5439,6 +5516,7 @@
           <w:p>
             <w:pPr>
               <w:pStyle w:val="Compact"/>
+              <w:jc w:val="left"/>
             </w:pPr>
             <w:r>
               <w:t xml:space="preserve">Es el único que asigna el número. Pero el timeout es corto a propósito: no se le traslada al cliente la lentitud del legado.</w:t>
@@ -5452,6 +5530,7 @@
           <w:p>
             <w:pPr>
               <w:pStyle w:val="Compact"/>
+              <w:jc w:val="left"/>
             </w:pPr>
             <w:r>
               <w:t xml:space="preserve">Core → RabbitMQ</w:t>
@@ -5463,6 +5542,7 @@
           <w:p>
             <w:pPr>
               <w:pStyle w:val="Compact"/>
+              <w:jc w:val="left"/>
             </w:pPr>
             <w:r>
               <w:rPr>
@@ -5478,6 +5558,7 @@
           <w:p>
             <w:pPr>
               <w:pStyle w:val="Compact"/>
+              <w:jc w:val="left"/>
             </w:pPr>
             <w:r>
               <w:t xml:space="preserve">El cliente ya recibió su respuesta. Que Obras se entere no es su problema.</w:t>
@@ -5491,6 +5572,7 @@
           <w:p>
             <w:pPr>
               <w:pStyle w:val="Compact"/>
+              <w:jc w:val="left"/>
             </w:pPr>
             <w:r>
               <w:t xml:space="preserve">Obras → REST externo</w:t>
@@ -5502,6 +5584,7 @@
           <w:p>
             <w:pPr>
               <w:pStyle w:val="Compact"/>
+              <w:jc w:val="left"/>
             </w:pPr>
             <w:r>
               <w:rPr>
@@ -5517,6 +5600,7 @@
           <w:p>
             <w:pPr>
               <w:pStyle w:val="Compact"/>
+              <w:jc w:val="left"/>
             </w:pPr>
             <w:r>
               <w:t xml:space="preserve">Si el externo está caído, el reintento es de Obras; no afecta al alta.</w:t>
@@ -5583,8 +5667,8 @@
         </w:pict>
       </w:r>
     </w:p>
-    <w:bookmarkEnd w:id="40"/>
-    <w:bookmarkStart w:id="50" w:name="decisiones-justificadas"/>
+    <w:bookmarkEnd w:id="41"/>
+    <w:bookmarkStart w:id="51" w:name="decisiones-justificadas"/>
     <w:p>
       <w:pPr>
         <w:pStyle w:val="Heading2"/>
@@ -5593,7 +5677,7 @@
         <w:t xml:space="preserve">5. Decisiones justificadas</w:t>
       </w:r>
     </w:p>
-    <w:bookmarkStart w:id="41" w:name="idempotencia"/>
+    <w:bookmarkStart w:id="42" w:name="idempotencia"/>
     <w:p>
       <w:pPr>
         <w:pStyle w:val="Heading3"/>
@@ -5807,8 +5891,8 @@
         <w:t xml:space="preserve">aplicado a HTTP.</w:t>
       </w:r>
     </w:p>
-    <w:bookmarkEnd w:id="41"/>
-    <w:bookmarkStart w:id="42" w:name="versionado"/>
+    <w:bookmarkEnd w:id="42"/>
+    <w:bookmarkStart w:id="43" w:name="versionado"/>
     <w:p>
       <w:pPr>
         <w:pStyle w:val="Heading3"/>
@@ -5864,6 +5948,7 @@
           <w:p>
             <w:pPr>
               <w:pStyle w:val="Compact"/>
+              <w:jc w:val="left"/>
             </w:pPr>
             <w:r>
               <w:t xml:space="preserve">Alternativa</w:t>
@@ -5875,6 +5960,7 @@
           <w:p>
             <w:pPr>
               <w:pStyle w:val="Compact"/>
+              <w:jc w:val="left"/>
             </w:pPr>
             <w:r>
               <w:t xml:space="preserve">Por qué no</w:t>
@@ -5888,6 +5974,7 @@
           <w:p>
             <w:pPr>
               <w:pStyle w:val="Compact"/>
+              <w:jc w:val="left"/>
             </w:pPr>
             <w:r>
               <w:t xml:space="preserve">Header</w:t>
@@ -5908,6 +5995,7 @@
           <w:p>
             <w:pPr>
               <w:pStyle w:val="Compact"/>
+              <w:jc w:val="left"/>
             </w:pPr>
             <w:r>
               <w:t xml:space="preserve">Más purista, pero no se ve en el navegador ni en un log, y con 9 equipos integrando, lo que no se ve genera consultas.</w:t>
@@ -5921,6 +6009,7 @@
           <w:p>
             <w:pPr>
               <w:pStyle w:val="Compact"/>
+              <w:jc w:val="left"/>
             </w:pPr>
             <w:r>
               <w:t xml:space="preserve">Query param</w:t>
@@ -5941,6 +6030,7 @@
           <w:p>
             <w:pPr>
               <w:pStyle w:val="Compact"/>
+              <w:jc w:val="left"/>
             </w:pPr>
             <w:r>
               <w:t xml:space="preserve">Se pierde al copiar URLs y ensucia el cacheo.</w:t>
@@ -6056,8 +6146,8 @@
         <w:t xml:space="preserve">.</w:t>
       </w:r>
     </w:p>
-    <w:bookmarkEnd w:id="42"/>
-    <w:bookmarkStart w:id="43" w:name="seguridad"/>
+    <w:bookmarkEnd w:id="43"/>
+    <w:bookmarkStart w:id="44" w:name="seguridad"/>
     <w:p>
       <w:pPr>
         <w:pStyle w:val="Heading3"/>
@@ -6083,6 +6173,7 @@
           <w:p>
             <w:pPr>
               <w:pStyle w:val="Compact"/>
+              <w:jc w:val="left"/>
             </w:pPr>
             <w:r>
               <w:rPr>
@@ -6098,6 +6189,7 @@
           <w:p>
             <w:pPr>
               <w:pStyle w:val="Compact"/>
+              <w:jc w:val="left"/>
             </w:pPr>
             <w:r>
               <w:t xml:space="preserve">HTTPS obligatorio. En producción el</w:t>
@@ -6126,6 +6218,7 @@
           <w:p>
             <w:pPr>
               <w:pStyle w:val="Compact"/>
+              <w:jc w:val="left"/>
             </w:pPr>
             <w:r>
               <w:rPr>
@@ -6141,6 +6234,7 @@
           <w:p>
             <w:pPr>
               <w:pStyle w:val="Compact"/>
+              <w:jc w:val="left"/>
             </w:pPr>
             <w:r>
               <w:t xml:space="preserve">JWT firmado con</w:t>
@@ -6182,6 +6276,7 @@
           <w:p>
             <w:pPr>
               <w:pStyle w:val="Compact"/>
+              <w:jc w:val="left"/>
             </w:pPr>
             <w:r>
               <w:rPr>
@@ -6197,6 +6292,7 @@
           <w:p>
             <w:pPr>
               <w:pStyle w:val="Compact"/>
+              <w:jc w:val="left"/>
             </w:pPr>
             <w:r>
               <w:t xml:space="preserve">El token lleva el módulo. Si</w:t>
@@ -6237,6 +6333,7 @@
           <w:p>
             <w:pPr>
               <w:pStyle w:val="Compact"/>
+              <w:jc w:val="left"/>
             </w:pPr>
             <w:r>
               <w:rPr>
@@ -6252,6 +6349,7 @@
           <w:p>
             <w:pPr>
               <w:pStyle w:val="Compact"/>
+              <w:jc w:val="left"/>
             </w:pPr>
             <w:r>
               <w:t xml:space="preserve">Los schemas declaran</w:t>
@@ -6277,6 +6375,7 @@
           <w:p>
             <w:pPr>
               <w:pStyle w:val="Compact"/>
+              <w:jc w:val="left"/>
             </w:pPr>
             <w:r>
               <w:rPr>
@@ -6292,6 +6391,7 @@
           <w:p>
             <w:pPr>
               <w:pStyle w:val="Compact"/>
+              <w:jc w:val="left"/>
             </w:pPr>
             <w:r>
               <w:t xml:space="preserve">Por módulo, no por IP: los 9 están detrás de proxies de su plataforma y la IP no los distingue.</w:t>
@@ -6305,6 +6405,7 @@
           <w:p>
             <w:pPr>
               <w:pStyle w:val="Compact"/>
+              <w:jc w:val="left"/>
             </w:pPr>
             <w:r>
               <w:rPr>
@@ -6320,6 +6421,7 @@
           <w:p>
             <w:pPr>
               <w:pStyle w:val="Compact"/>
+              <w:jc w:val="left"/>
             </w:pPr>
             <w:r>
               <w:t xml:space="preserve">El documento del solicitante</w:t>
@@ -6386,8 +6488,8 @@
         <w:t xml:space="preserve">verificación es el mismo que el de firma, y cualquiera que valide podría falsear.</w:t>
       </w:r>
     </w:p>
-    <w:bookmarkEnd w:id="43"/>
-    <w:bookmarkStart w:id="48" w:name="X0e8acf12c094bb77657222cc45b0996a66ab8ee"/>
+    <w:bookmarkEnd w:id="44"/>
+    <w:bookmarkStart w:id="49" w:name="X0e8acf12c094bb77657222cc45b0996a66ab8ee"/>
     <w:p>
       <w:pPr>
         <w:pStyle w:val="Heading3"/>
@@ -6465,7 +6567,7 @@
         <w:t xml:space="preserve">.</w:t>
       </w:r>
     </w:p>
-    <w:bookmarkStart w:id="44" w:name="el-razonamiento"/>
+    <w:bookmarkStart w:id="45" w:name="el-razonamiento"/>
     <w:p>
       <w:pPr>
         <w:pStyle w:val="Heading4"/>
@@ -6500,7 +6602,7 @@
         <w:pStyle w:val="Compact"/>
         <w:numPr>
           <w:ilvl w:val="0"/>
-          <w:numId w:val="1002"/>
+          <w:numId w:val="1003"/>
         </w:numPr>
       </w:pPr>
       <w:r>
@@ -6512,7 +6614,7 @@
         <w:pStyle w:val="Compact"/>
         <w:numPr>
           <w:ilvl w:val="0"/>
-          <w:numId w:val="1002"/>
+          <w:numId w:val="1003"/>
         </w:numPr>
       </w:pPr>
       <w:r>
@@ -6566,8 +6668,8 @@
         <w:t xml:space="preserve">el resto, y un worker reintenta la numeración con backoff.</w:t>
       </w:r>
     </w:p>
-    <w:bookmarkEnd w:id="44"/>
-    <w:bookmarkStart w:id="45" w:name="por-qué-no-las-alternativas"/>
+    <w:bookmarkEnd w:id="45"/>
+    <w:bookmarkStart w:id="46" w:name="por-qué-no-las-alternativas"/>
     <w:p>
       <w:pPr>
         <w:pStyle w:val="Heading4"/>
@@ -6596,6 +6698,7 @@
           <w:p>
             <w:pPr>
               <w:pStyle w:val="Compact"/>
+              <w:jc w:val="left"/>
             </w:pPr>
             <w:r>
               <w:t xml:space="preserve">Opción</w:t>
@@ -6607,6 +6710,7 @@
           <w:p>
             <w:pPr>
               <w:pStyle w:val="Compact"/>
+              <w:jc w:val="left"/>
             </w:pPr>
             <w:r>
               <w:t xml:space="preserve">Por qué no</w:t>
@@ -6620,6 +6724,7 @@
           <w:p>
             <w:pPr>
               <w:pStyle w:val="Compact"/>
+              <w:jc w:val="left"/>
             </w:pPr>
             <w:r>
               <w:rPr>
@@ -6634,6 +6739,7 @@
           <w:p>
             <w:pPr>
               <w:pStyle w:val="Compact"/>
+              <w:jc w:val="left"/>
             </w:pPr>
             <w:r>
               <w:t xml:space="preserve">Dice</w:t>
@@ -6656,6 +6762,7 @@
           <w:p>
             <w:pPr>
               <w:pStyle w:val="Compact"/>
+              <w:jc w:val="left"/>
             </w:pPr>
             <w:r>
               <w:rPr>
@@ -6670,6 +6777,7 @@
           <w:p>
             <w:pPr>
               <w:pStyle w:val="Compact"/>
+              <w:jc w:val="left"/>
             </w:pPr>
             <w:r>
               <w:t xml:space="preserve">Peor: sugiere un bug nuestro cuando el problema es de un tercero.</w:t>
@@ -6683,6 +6791,7 @@
           <w:p>
             <w:pPr>
               <w:pStyle w:val="Compact"/>
+              <w:jc w:val="left"/>
             </w:pPr>
             <w:r>
               <w:t xml:space="preserve">Esperar más de 5 s</w:t>
@@ -6694,6 +6803,7 @@
           <w:p>
             <w:pPr>
               <w:pStyle w:val="Compact"/>
+              <w:jc w:val="left"/>
             </w:pPr>
             <w:r>
               <w:t xml:space="preserve">Traslada la lentitud del legado a los 9 módulos. Con 5 s el cliente tiene una respuesta acotada siempre.</w:t>
@@ -6707,6 +6817,7 @@
           <w:p>
             <w:pPr>
               <w:pStyle w:val="Compact"/>
+              <w:jc w:val="left"/>
             </w:pPr>
             <w:r>
               <w:rPr>
@@ -6727,6 +6838,7 @@
           <w:p>
             <w:pPr>
               <w:pStyle w:val="Compact"/>
+              <w:jc w:val="left"/>
             </w:pPr>
             <w:r>
               <w:t xml:space="preserve">Rechaza el alta cuando sí se pudo registrar. Lo reservamos para cuando el circuit breaker está abierto y ni siquiera se intenta.</w:t>
@@ -6735,8 +6847,8 @@
         </w:tc>
       </w:tr>
     </w:tbl>
-    <w:bookmarkEnd w:id="45"/>
-    <w:bookmarkStart w:id="46" w:name="cuándo-sí-devolvemos-error"/>
+    <w:bookmarkEnd w:id="46"/>
+    <w:bookmarkStart w:id="47" w:name="cuándo-sí-devolvemos-error"/>
     <w:p>
       <w:pPr>
         <w:pStyle w:val="Heading4"/>
@@ -6828,7 +6940,7 @@
         <w:pStyle w:val="Compact"/>
         <w:numPr>
           <w:ilvl w:val="0"/>
-          <w:numId w:val="1003"/>
+          <w:numId w:val="1004"/>
         </w:numPr>
       </w:pPr>
       <w:r>
@@ -6861,7 +6973,7 @@
         <w:pStyle w:val="Compact"/>
         <w:numPr>
           <w:ilvl w:val="0"/>
-          <w:numId w:val="1003"/>
+          <w:numId w:val="1004"/>
         </w:numPr>
       </w:pPr>
       <w:r>
@@ -6892,8 +7004,8 @@
         <w:t xml:space="preserve">, reintentá más tarde</w:t>
       </w:r>
     </w:p>
-    <w:bookmarkEnd w:id="46"/>
-    <w:bookmarkStart w:id="47" w:name="el-ciclo-completo"/>
+    <w:bookmarkEnd w:id="47"/>
+    <w:bookmarkStart w:id="48" w:name="el-ciclo-completo"/>
     <w:p>
       <w:pPr>
         <w:pStyle w:val="Heading4"/>
@@ -7011,9 +7123,9 @@
         <w:t xml:space="preserve">eventos.</w:t>
       </w:r>
     </w:p>
-    <w:bookmarkEnd w:id="47"/>
     <w:bookmarkEnd w:id="48"/>
-    <w:bookmarkStart w:id="49" w:name="una-deuda-que-reconocemos"/>
+    <w:bookmarkEnd w:id="49"/>
+    <w:bookmarkStart w:id="50" w:name="una-deuda-que-reconocemos"/>
     <w:p>
       <w:pPr>
         <w:pStyle w:val="Heading3"/>
@@ -7160,9 +7272,9 @@
         <w:t xml:space="preserve">.</w:t>
       </w:r>
     </w:p>
-    <w:bookmarkEnd w:id="49"/>
     <w:bookmarkEnd w:id="50"/>
     <w:bookmarkEnd w:id="51"/>
+    <w:bookmarkEnd w:id="52"/>
     <w:sectPr>
       <w:footnotePr>
         <w:numRestart w:val="eachSect"/>
@@ -7468,6 +7580,9 @@
     <w:abstractNumId w:val="991"/>
   </w:num>
   <w:num w:numId="1002">
+    <w:abstractNumId w:val="991"/>
+  </w:num>
+  <w:num w:numId="1003">
     <w:abstractNumId w:val="99411"/>
     <w:lvlOverride w:ilvl="0">
       <w:startOverride w:val="1"/>
@@ -7497,7 +7612,7 @@
       <w:startOverride w:val="1"/>
     </w:lvlOverride>
   </w:num>
-  <w:num w:numId="1003">
+  <w:num w:numId="1004">
     <w:abstractNumId w:val="991"/>
   </w:num>
 </w:numbering>
